--- a/plans/8th Grade Technology/8th Grade Monthly Planning/2nd Trimester/8° Technology - July.docx
+++ b/plans/8th Grade Technology/8th Grade Monthly Planning/2nd Trimester/8° Technology - July.docx
@@ -640,6 +640,31 @@
             </w:r>
             <w:r>
               <w:rPr>
+                <w:sz w:val="24"/>
+                <w:szCs w:val="24"/>
+                <w:b/>
+                <w:bCs/>
+              </w:rPr>
+              <w:t>Class Objective:</w:t>
+            </w:r>
+            <w:r>
+              <w:rPr>
+                <w:sz w:val="24"/>
+                <w:szCs w:val="24"/>
+              </w:rPr>
+              <w:br/>
+              <w:t>Build or inspect an ADC/potentiometer setup.</w:t>
+            </w:r>
+            <w:r>
+              <w:rPr>
+                <w:sz w:val="24"/>
+                <w:szCs w:val="24"/>
+              </w:rPr>
+              <w:br/>
+              <w:br/>
+            </w:r>
+            <w:r>
+              <w:rPr>
                 <w:b/>
                 <w:bCs/>
                 <w:sz w:val="24"/>
@@ -828,6 +853,31 @@
                 <w:sz w:val="24"/>
                 <w:szCs w:val="24"/>
               </w:rPr>
+              <w:br/>
+            </w:r>
+            <w:r>
+              <w:rPr>
+                <w:sz w:val="24"/>
+                <w:szCs w:val="24"/>
+                <w:b/>
+                <w:bCs/>
+              </w:rPr>
+              <w:t>Class Objective:</w:t>
+            </w:r>
+            <w:r>
+              <w:rPr>
+                <w:sz w:val="24"/>
+                <w:szCs w:val="24"/>
+              </w:rPr>
+              <w:br/>
+              <w:t>Create a data chart with at least 6 potentiometer positions, analog readings, LED brightness observations, and one conclusion sentence about the relationship between input and output.</w:t>
+            </w:r>
+            <w:r>
+              <w:rPr>
+                <w:sz w:val="24"/>
+                <w:szCs w:val="24"/>
+              </w:rPr>
+              <w:br/>
               <w:br/>
             </w:r>
             <w:r>
@@ -1172,6 +1222,31 @@
             </w:r>
             <w:r>
               <w:rPr>
+                <w:sz w:val="24"/>
+                <w:szCs w:val="24"/>
+                <w:b/>
+                <w:bCs/>
+              </w:rPr>
+              <w:t>Class Objective:</w:t>
+            </w:r>
+            <w:r>
+              <w:rPr>
+                <w:sz w:val="24"/>
+                <w:szCs w:val="24"/>
+              </w:rPr>
+              <w:br/>
+              <w:t>Test a photoresistor circuit and record at least 4 light readings.</w:t>
+            </w:r>
+            <w:r>
+              <w:rPr>
+                <w:sz w:val="24"/>
+                <w:szCs w:val="24"/>
+              </w:rPr>
+              <w:br/>
+              <w:br/>
+            </w:r>
+            <w:r>
+              <w:rPr>
                 <w:b/>
                 <w:bCs/>
                 <w:sz w:val="24"/>
@@ -1362,6 +1437,31 @@
                 <w:sz w:val="24"/>
                 <w:szCs w:val="24"/>
               </w:rPr>
+              <w:br/>
+            </w:r>
+            <w:r>
+              <w:rPr>
+                <w:sz w:val="24"/>
+                <w:szCs w:val="24"/>
+                <w:b/>
+                <w:bCs/>
+              </w:rPr>
+              <w:t>Class Objective:</w:t>
+            </w:r>
+            <w:r>
+              <w:rPr>
+                <w:sz w:val="24"/>
+                <w:szCs w:val="24"/>
+              </w:rPr>
+              <w:br/>
+              <w:t>Build or test an RGB LED circuit.</w:t>
+            </w:r>
+            <w:r>
+              <w:rPr>
+                <w:sz w:val="24"/>
+                <w:szCs w:val="24"/>
+              </w:rPr>
+              <w:br/>
               <w:br/>
             </w:r>
             <w:r>
@@ -1731,6 +1831,31 @@
             </w:r>
             <w:r>
               <w:rPr>
+                <w:sz w:val="24"/>
+                <w:szCs w:val="24"/>
+                <w:b/>
+                <w:bCs/>
+              </w:rPr>
+              <w:t>Class Objective:</w:t>
+            </w:r>
+            <w:r>
+              <w:rPr>
+                <w:sz w:val="24"/>
+                <w:szCs w:val="24"/>
+              </w:rPr>
+              <w:br/>
+              <w:t>Create a simple buzzer alert pattern.</w:t>
+            </w:r>
+            <w:r>
+              <w:rPr>
+                <w:sz w:val="24"/>
+                <w:szCs w:val="24"/>
+              </w:rPr>
+              <w:br/>
+              <w:br/>
+            </w:r>
+            <w:r>
+              <w:rPr>
                 <w:b/>
                 <w:bCs/>
                 <w:sz w:val="24"/>
@@ -1955,6 +2080,31 @@
                 <w:sz w:val="24"/>
                 <w:szCs w:val="24"/>
               </w:rPr>
+              <w:br/>
+            </w:r>
+            <w:r>
+              <w:rPr>
+                <w:sz w:val="24"/>
+                <w:szCs w:val="24"/>
+                <w:b/>
+                <w:bCs/>
+              </w:rPr>
+              <w:t>Class Objective:</w:t>
+            </w:r>
+            <w:r>
+              <w:rPr>
+                <w:sz w:val="24"/>
+                <w:szCs w:val="24"/>
+              </w:rPr>
+              <w:br/>
+              <w:t>Build and demonstrate a servo and buzzer system controlled by a button, potentiometer, or sensor.</w:t>
+            </w:r>
+            <w:r>
+              <w:rPr>
+                <w:sz w:val="24"/>
+                <w:szCs w:val="24"/>
+              </w:rPr>
+              <w:br/>
               <w:br/>
             </w:r>
             <w:r>
@@ -2388,6 +2538,31 @@
             </w:r>
             <w:r>
               <w:rPr>
+                <w:sz w:val="24"/>
+                <w:szCs w:val="24"/>
+                <w:b/>
+                <w:bCs/>
+              </w:rPr>
+              <w:t>Class Objective:</w:t>
+            </w:r>
+            <w:r>
+              <w:rPr>
+                <w:sz w:val="24"/>
+                <w:szCs w:val="24"/>
+              </w:rPr>
+              <w:br/>
+              <w:t>Write or modify conditional code that changes an output based on a sensor threshold.</w:t>
+            </w:r>
+            <w:r>
+              <w:rPr>
+                <w:sz w:val="24"/>
+                <w:szCs w:val="24"/>
+              </w:rPr>
+              <w:br/>
+              <w:br/>
+            </w:r>
+            <w:r>
+              <w:rPr>
                 <w:b/>
                 <w:bCs/>
                 <w:sz w:val="24"/>
@@ -2567,6 +2742,31 @@
                 <w:sz w:val="24"/>
                 <w:szCs w:val="24"/>
               </w:rPr>
+              <w:br/>
+            </w:r>
+            <w:r>
+              <w:rPr>
+                <w:sz w:val="24"/>
+                <w:szCs w:val="24"/>
+                <w:b/>
+                <w:bCs/>
+              </w:rPr>
+              <w:t>Class Objective:</w:t>
+            </w:r>
+            <w:r>
+              <w:rPr>
+                <w:sz w:val="24"/>
+                <w:szCs w:val="24"/>
+              </w:rPr>
+              <w:br/>
+              <w:t>Complete the self-reflection worksheet about perseverance, organization, careful testing, response to feedback, and improvement during Arduino work.</w:t>
+            </w:r>
+            <w:r>
+              <w:rPr>
+                <w:sz w:val="24"/>
+                <w:szCs w:val="24"/>
+              </w:rPr>
+              <w:br/>
               <w:br/>
             </w:r>
             <w:r>
@@ -10211,19 +10411,6 @@
       <w:szCs w:val="30"/>
     </w:rPr>
   </w:style>
-  <w:style w:type="table" w:customStyle="1" w:styleId="a">
-    <w:basedOn w:val="TableNormal4"/>
-    <w:tblPr>
-      <w:tblStyleRowBandSize w:val="1"/>
-      <w:tblStyleColBandSize w:val="1"/>
-      <w:tblCellMar>
-        <w:top w:w="100" w:type="dxa"/>
-        <w:left w:w="100" w:type="dxa"/>
-        <w:bottom w:w="100" w:type="dxa"/>
-        <w:right w:w="100" w:type="dxa"/>
-      </w:tblCellMar>
-    </w:tblPr>
-  </w:style>
   <w:style w:type="paragraph" w:styleId="ListParagraph">
     <w:name w:val="List Paragraph"/>
     <w:basedOn w:val="Normal"/>
@@ -10561,238 +10748,6 @@
       <w:szCs w:val="24"/>
     </w:rPr>
   </w:style>
-  <w:style w:type="table" w:customStyle="1" w:styleId="a0">
-    <w:basedOn w:val="TableNormal4"/>
-    <w:pPr>
-      <w:spacing w:line="240" w:lineRule="auto"/>
-    </w:pPr>
-    <w:tblPr>
-      <w:tblStyleRowBandSize w:val="1"/>
-      <w:tblStyleColBandSize w:val="1"/>
-      <w:tblCellMar>
-        <w:left w:w="108" w:type="dxa"/>
-        <w:right w:w="108" w:type="dxa"/>
-      </w:tblCellMar>
-    </w:tblPr>
-  </w:style>
-  <w:style w:type="table" w:customStyle="1" w:styleId="a1">
-    <w:basedOn w:val="TableNormal4"/>
-    <w:pPr>
-      <w:spacing w:line="240" w:lineRule="auto"/>
-    </w:pPr>
-    <w:tblPr>
-      <w:tblStyleRowBandSize w:val="1"/>
-      <w:tblStyleColBandSize w:val="1"/>
-      <w:tblCellMar>
-        <w:left w:w="108" w:type="dxa"/>
-        <w:right w:w="108" w:type="dxa"/>
-      </w:tblCellMar>
-    </w:tblPr>
-  </w:style>
-  <w:style w:type="table" w:customStyle="1" w:styleId="a2">
-    <w:basedOn w:val="TableNormal4"/>
-    <w:pPr>
-      <w:spacing w:line="240" w:lineRule="auto"/>
-    </w:pPr>
-    <w:tblPr>
-      <w:tblStyleRowBandSize w:val="1"/>
-      <w:tblStyleColBandSize w:val="1"/>
-      <w:tblCellMar>
-        <w:left w:w="108" w:type="dxa"/>
-        <w:right w:w="108" w:type="dxa"/>
-      </w:tblCellMar>
-    </w:tblPr>
-  </w:style>
-  <w:style w:type="table" w:customStyle="1" w:styleId="a3">
-    <w:basedOn w:val="TableNormal4"/>
-    <w:pPr>
-      <w:spacing w:line="240" w:lineRule="auto"/>
-    </w:pPr>
-    <w:tblPr>
-      <w:tblStyleRowBandSize w:val="1"/>
-      <w:tblStyleColBandSize w:val="1"/>
-      <w:tblCellMar>
-        <w:left w:w="108" w:type="dxa"/>
-        <w:right w:w="108" w:type="dxa"/>
-      </w:tblCellMar>
-    </w:tblPr>
-  </w:style>
-  <w:style w:type="table" w:customStyle="1" w:styleId="a4">
-    <w:basedOn w:val="TableNormal4"/>
-    <w:pPr>
-      <w:spacing w:line="240" w:lineRule="auto"/>
-    </w:pPr>
-    <w:tblPr>
-      <w:tblStyleRowBandSize w:val="1"/>
-      <w:tblStyleColBandSize w:val="1"/>
-      <w:tblCellMar>
-        <w:left w:w="108" w:type="dxa"/>
-        <w:right w:w="108" w:type="dxa"/>
-      </w:tblCellMar>
-    </w:tblPr>
-  </w:style>
-  <w:style w:type="table" w:customStyle="1" w:styleId="a5">
-    <w:basedOn w:val="TableNormal4"/>
-    <w:pPr>
-      <w:spacing w:line="240" w:lineRule="auto"/>
-    </w:pPr>
-    <w:tblPr>
-      <w:tblStyleRowBandSize w:val="1"/>
-      <w:tblStyleColBandSize w:val="1"/>
-      <w:tblCellMar>
-        <w:left w:w="108" w:type="dxa"/>
-        <w:right w:w="108" w:type="dxa"/>
-      </w:tblCellMar>
-    </w:tblPr>
-  </w:style>
-  <w:style w:type="table" w:customStyle="1" w:styleId="a6">
-    <w:basedOn w:val="TableNormal4"/>
-    <w:pPr>
-      <w:spacing w:line="240" w:lineRule="auto"/>
-    </w:pPr>
-    <w:tblPr>
-      <w:tblStyleRowBandSize w:val="1"/>
-      <w:tblStyleColBandSize w:val="1"/>
-      <w:tblCellMar>
-        <w:left w:w="108" w:type="dxa"/>
-        <w:right w:w="108" w:type="dxa"/>
-      </w:tblCellMar>
-    </w:tblPr>
-  </w:style>
-  <w:style w:type="table" w:customStyle="1" w:styleId="a7">
-    <w:basedOn w:val="TableNormal4"/>
-    <w:pPr>
-      <w:spacing w:line="240" w:lineRule="auto"/>
-    </w:pPr>
-    <w:tblPr>
-      <w:tblStyleRowBandSize w:val="1"/>
-      <w:tblStyleColBandSize w:val="1"/>
-      <w:tblCellMar>
-        <w:left w:w="108" w:type="dxa"/>
-        <w:right w:w="108" w:type="dxa"/>
-      </w:tblCellMar>
-    </w:tblPr>
-  </w:style>
-  <w:style w:type="table" w:customStyle="1" w:styleId="a8">
-    <w:basedOn w:val="TableNormal4"/>
-    <w:pPr>
-      <w:spacing w:line="240" w:lineRule="auto"/>
-    </w:pPr>
-    <w:tblPr>
-      <w:tblStyleRowBandSize w:val="1"/>
-      <w:tblStyleColBandSize w:val="1"/>
-      <w:tblCellMar>
-        <w:left w:w="108" w:type="dxa"/>
-        <w:right w:w="108" w:type="dxa"/>
-      </w:tblCellMar>
-    </w:tblPr>
-  </w:style>
-  <w:style w:type="table" w:customStyle="1" w:styleId="a9">
-    <w:basedOn w:val="TableNormal4"/>
-    <w:pPr>
-      <w:spacing w:line="240" w:lineRule="auto"/>
-    </w:pPr>
-    <w:tblPr>
-      <w:tblStyleRowBandSize w:val="1"/>
-      <w:tblStyleColBandSize w:val="1"/>
-      <w:tblCellMar>
-        <w:left w:w="108" w:type="dxa"/>
-        <w:right w:w="108" w:type="dxa"/>
-      </w:tblCellMar>
-    </w:tblPr>
-  </w:style>
-  <w:style w:type="table" w:customStyle="1" w:styleId="aa">
-    <w:basedOn w:val="TableNormal4"/>
-    <w:pPr>
-      <w:spacing w:line="240" w:lineRule="auto"/>
-    </w:pPr>
-    <w:tblPr>
-      <w:tblStyleRowBandSize w:val="1"/>
-      <w:tblStyleColBandSize w:val="1"/>
-      <w:tblCellMar>
-        <w:left w:w="108" w:type="dxa"/>
-        <w:right w:w="108" w:type="dxa"/>
-      </w:tblCellMar>
-    </w:tblPr>
-  </w:style>
-  <w:style w:type="table" w:customStyle="1" w:styleId="ab">
-    <w:basedOn w:val="TableNormal4"/>
-    <w:pPr>
-      <w:spacing w:line="240" w:lineRule="auto"/>
-    </w:pPr>
-    <w:tblPr>
-      <w:tblStyleRowBandSize w:val="1"/>
-      <w:tblStyleColBandSize w:val="1"/>
-      <w:tblCellMar>
-        <w:left w:w="108" w:type="dxa"/>
-        <w:right w:w="108" w:type="dxa"/>
-      </w:tblCellMar>
-    </w:tblPr>
-  </w:style>
-  <w:style w:type="table" w:customStyle="1" w:styleId="ac">
-    <w:basedOn w:val="TableNormal1"/>
-    <w:pPr>
-      <w:spacing w:line="240" w:lineRule="auto"/>
-    </w:pPr>
-    <w:tblPr>
-      <w:tblStyleRowBandSize w:val="1"/>
-      <w:tblStyleColBandSize w:val="1"/>
-      <w:tblCellMar>
-        <w:top w:w="100" w:type="dxa"/>
-        <w:left w:w="108" w:type="dxa"/>
-        <w:bottom w:w="100" w:type="dxa"/>
-        <w:right w:w="108" w:type="dxa"/>
-      </w:tblCellMar>
-    </w:tblPr>
-  </w:style>
-  <w:style w:type="table" w:customStyle="1" w:styleId="ad">
-    <w:basedOn w:val="TableNormal1"/>
-    <w:pPr>
-      <w:spacing w:line="240" w:lineRule="auto"/>
-    </w:pPr>
-    <w:tblPr>
-      <w:tblStyleRowBandSize w:val="1"/>
-      <w:tblStyleColBandSize w:val="1"/>
-      <w:tblCellMar>
-        <w:top w:w="100" w:type="dxa"/>
-        <w:left w:w="108" w:type="dxa"/>
-        <w:bottom w:w="100" w:type="dxa"/>
-        <w:right w:w="108" w:type="dxa"/>
-      </w:tblCellMar>
-    </w:tblPr>
-  </w:style>
-  <w:style w:type="table" w:customStyle="1" w:styleId="ae">
-    <w:basedOn w:val="TableNormal1"/>
-    <w:pPr>
-      <w:spacing w:line="240" w:lineRule="auto"/>
-    </w:pPr>
-    <w:tblPr>
-      <w:tblStyleRowBandSize w:val="1"/>
-      <w:tblStyleColBandSize w:val="1"/>
-      <w:tblCellMar>
-        <w:top w:w="100" w:type="dxa"/>
-        <w:left w:w="108" w:type="dxa"/>
-        <w:bottom w:w="100" w:type="dxa"/>
-        <w:right w:w="108" w:type="dxa"/>
-      </w:tblCellMar>
-    </w:tblPr>
-  </w:style>
-  <w:style w:type="table" w:customStyle="1" w:styleId="af">
-    <w:basedOn w:val="TableNormal1"/>
-    <w:pPr>
-      <w:spacing w:line="240" w:lineRule="auto"/>
-    </w:pPr>
-    <w:tblPr>
-      <w:tblStyleRowBandSize w:val="1"/>
-      <w:tblStyleColBandSize w:val="1"/>
-      <w:tblCellMar>
-        <w:top w:w="100" w:type="dxa"/>
-        <w:left w:w="108" w:type="dxa"/>
-        <w:bottom w:w="100" w:type="dxa"/>
-        <w:right w:w="108" w:type="dxa"/>
-      </w:tblCellMar>
-    </w:tblPr>
-  </w:style>
   <w:style w:type="character" w:styleId="Strong">
     <w:name w:val="Strong"/>
     <w:basedOn w:val="DefaultParagraphFont"/>
@@ -10803,19 +10758,6 @@
       <w:b/>
       <w:bCs/>
     </w:rPr>
-  </w:style>
-  <w:style w:type="table" w:customStyle="1" w:styleId="af0">
-    <w:basedOn w:val="TableNormal"/>
-    <w:tblPr>
-      <w:tblStyleRowBandSize w:val="1"/>
-      <w:tblStyleColBandSize w:val="1"/>
-      <w:tblCellMar>
-        <w:top w:w="15" w:type="dxa"/>
-        <w:left w:w="15" w:type="dxa"/>
-        <w:bottom w:w="15" w:type="dxa"/>
-        <w:right w:w="15" w:type="dxa"/>
-      </w:tblCellMar>
-    </w:tblPr>
   </w:style>
   <w:style w:type="character" w:styleId="Hyperlink">
     <w:name w:val="Hyperlink"/>
